--- a/testakten/gesellschaftsrecht-legal-english-frankfurt-startup/README.docx
+++ b/testakten/gesellschaftsrecht-legal-english-frankfurt-startup/README.docx
@@ -134,19 +134,19 @@
               <w:rPr>
                 <w:rStyle w:val="VerbatimChar"/>
               </w:rPr>
-              <w:t xml:space="preserve">01-partnerauftrag-email.md</w:t>
-            </w:r>
-          </w:p>
-        </w:tc>
-        <w:tc>
-          <w:tcPr/>
-          <w:p>
-            <w:pPr>
-              <w:pStyle w:val="Compact"/>
-              <w:jc w:val="left"/>
-            </w:pPr>
-            <w:r>
-              <w:t xml:space="preserve">Zwei Partner-E-Mails von Westarp an Hildemar K., Donnerstag früh; angehängter Slack-Auszug zu Cap-Table v18</w:t>
+              <w:t xml:space="preserve">01-partnerauftrag-emails.md</w:t>
+            </w:r>
+          </w:p>
+        </w:tc>
+        <w:tc>
+          <w:tcPr/>
+          <w:p>
+            <w:pPr>
+              <w:pStyle w:val="Compact"/>
+              <w:jc w:val="left"/>
+            </w:pPr>
+            <w:r>
+              <w:t xml:space="preserve">Zwei Partner-E-Mails von Westarp an Hildemar K., Donnerstag früh</w:t>
             </w:r>
           </w:p>
         </w:tc>
@@ -337,7 +337,7 @@
               <w:rPr>
                 <w:rStyle w:val="VerbatimChar"/>
               </w:rPr>
-              <w:t xml:space="preserve">11-investor-counsel-markup-roundtrip.md</w:t>
+              <w:t xml:space="preserve">11-investor-counsel-markup-emails.md</w:t>
             </w:r>
           </w:p>
         </w:tc>
@@ -350,6 +350,35 @@
             </w:pPr>
             <w:r>
               <w:t xml:space="preserve">E-Mail-Roundtrip Brackenmuir ↔ Westarp ↔ Hildemar zum Round-1-Markup</w:t>
+            </w:r>
+          </w:p>
+        </w:tc>
+      </w:tr>
+      <w:tr>
+        <w:tc>
+          <w:tcPr/>
+          <w:p>
+            <w:pPr>
+              <w:pStyle w:val="Compact"/>
+              <w:jc w:val="left"/>
+            </w:pPr>
+            <w:r>
+              <w:rPr>
+                <w:rStyle w:val="VerbatimChar"/>
+              </w:rPr>
+              <w:t xml:space="preserve">11n-westarp-randnotiz-zum-entwurf.md</w:t>
+            </w:r>
+          </w:p>
+        </w:tc>
+        <w:tc>
+          <w:tcPr/>
+          <w:p>
+            <w:pPr>
+              <w:pStyle w:val="Compact"/>
+              <w:jc w:val="left"/>
+            </w:pPr>
+            <w:r>
+              <w:t xml:space="preserve">Randnotiz Westarp zum Entwurf Hildemar K. (Datei 11, E-Mail 3)</w:t>
             </w:r>
           </w:p>
         </w:tc>
@@ -511,19 +540,19 @@
               <w:rPr>
                 <w:rStyle w:val="VerbatimChar"/>
               </w:rPr>
-              <w:t xml:space="preserve">18-cap-table-waterfall-training.xlsx</w:t>
-            </w:r>
-          </w:p>
-        </w:tc>
-        <w:tc>
-          <w:tcPr/>
-          <w:p>
-            <w:pPr>
-              <w:pStyle w:val="Compact"/>
-              <w:jc w:val="left"/>
-            </w:pPr>
-            <w:r>
-              <w:t xml:space="preserve">Cap-Table-Modell mit Pool pre-/post-money und Liquidation-Preference-Waterfall</w:t>
+              <w:t xml:space="preserve">18-cap-table-und-waterfall.xlsx</w:t>
+            </w:r>
+          </w:p>
+        </w:tc>
+        <w:tc>
+          <w:tcPr/>
+          <w:p>
+            <w:pPr>
+              <w:pStyle w:val="Compact"/>
+              <w:jc w:val="left"/>
+            </w:pPr>
+            <w:r>
+              <w:t xml:space="preserve">Cap-Table-Modell mit Pool pre-/post-money, Wandeldarlehen und Liquidation-Preference-Waterfall</w:t>
             </w:r>
           </w:p>
         </w:tc>
@@ -726,7 +755,7 @@
               <w:jc w:val="left"/>
             </w:pPr>
             <w:r>
-              <w:t xml:space="preserve">Originalstand Slack-Thread #project-comet-moth und WhatsApp Westarp/Hildemar</w:t>
+              <w:t xml:space="preserve">Originalstand Slack-Thread #project-comet-moth und WhatsApp Westarp/Hildemar (Markdown, jeweils zusätzlich als DOCX und PDF)</w:t>
             </w:r>
           </w:p>
         </w:tc>
@@ -860,7 +889,7 @@
         </w:numPr>
       </w:pPr>
       <w:r>
-        <w:t xml:space="preserve">Chatverläufe (Slack #project-comet-moth, WhatsApp Westarp/Hildemar) liegen vollständig als Markdown im Unterordner</w:t>
+        <w:t xml:space="preserve">Chatverläufe (Slack #project-comet-moth, WhatsApp Westarp/Hildemar) liegen vollständig im Unterordner</w:t>
       </w:r>
       <w:r>
         <w:t xml:space="preserve"> </w:t>
@@ -872,7 +901,10 @@
         <w:t xml:space="preserve">chats/</w:t>
       </w:r>
       <w:r>
-        <w:t xml:space="preserve">.</w:t>
+        <w:t xml:space="preserve"> </w:t>
+      </w:r>
+      <w:r>
+        <w:t xml:space="preserve">als Markdown sowie je als eigene DOCX und PDF.</w:t>
       </w:r>
     </w:p>
     <w:bookmarkEnd w:id="22"/>
